--- a/fra/docx/21.content.docx
+++ b/fra/docx/21.content.docx
@@ -19,7 +19,7 @@
         <w:rPr>
           <w:lang w:val="fr_FR" w:bidi="fr_FR"/>
         </w:rPr>
-        <w:t>Resource: Notes d'étude - Introductions aux livres (Tyndale)</w:t>
+        <w:t>Resource: Tyndale Open Study Notes</w:t>
       </w:r>
       <w:r>
         <w:rPr>
@@ -112,7 +112,7 @@
         <w:rPr>
           <w:lang w:val="fr_FR" w:bidi="fr_FR"/>
         </w:rPr>
-        <w:t>Notes d'étude - Introductions aux livres (Tyndale)</w:t>
+        <w:t>Tyndale Open Study Notes</w:t>
       </w:r>
     </w:p>
     <w:p>

--- a/fra/docx/21.content.docx
+++ b/fra/docx/21.content.docx
@@ -19,7 +19,7 @@
         <w:rPr>
           <w:lang w:val="fr_FR" w:bidi="fr_FR"/>
         </w:rPr>
-        <w:t>Resource: Tyndale Open Study Notes</w:t>
+        <w:t>Resource: Aquifer Open Study Notes (Book Intros)</w:t>
       </w:r>
       <w:r>
         <w:rPr>
@@ -112,7 +112,7 @@
         <w:rPr>
           <w:lang w:val="fr_FR" w:bidi="fr_FR"/>
         </w:rPr>
-        <w:t>Tyndale Open Study Notes</w:t>
+        <w:t>Aquifer Open Study Notes (Book Intros)</w:t>
       </w:r>
     </w:p>
     <w:p>

--- a/fra/docx/21.content.docx
+++ b/fra/docx/21.content.docx
@@ -283,36 +283,24 @@
         </w:rPr>
         <w:t>Le livre de l’Ecclésiaste se présente comme un discours (ou une série de discours) qui examine la valeur de la vie, ce qu’elle contient, et ce que les êtres humains sont appelés à faire. L’ensemble est encadré par un prologue très bref (</w:t>
       </w:r>
-      <w:hyperlink r:id="rId13">
-        <w:r>
-          <w:rPr>
-            <w:lang w:val="fr_FR" w:bidi="fr_FR"/>
-          </w:rPr>
-          <w:rPr>
-            <w:color w:val="0000EE"/>
-            <w:u w:val="single"/>
-          </w:rPr>
-          <w:t>1.1</w:t>
-        </w:r>
-      </w:hyperlink>
+      <w:r>
+        <w:rPr>
+          <w:lang w:val="fr_FR" w:bidi="fr_FR"/>
+        </w:rPr>
+        <w:t>1.1</w:t>
+      </w:r>
       <w:r>
         <w:rPr>
           <w:lang w:val="fr_FR" w:bidi="fr_FR"/>
         </w:rPr>
         <w:t>) et un épilogue et une conclusion (</w:t>
       </w:r>
-      <w:hyperlink r:id="rId14">
-        <w:r>
-          <w:rPr>
-            <w:lang w:val="fr_FR" w:bidi="fr_FR"/>
-          </w:rPr>
-          <w:rPr>
-            <w:color w:val="0000EE"/>
-            <w:u w:val="single"/>
-          </w:rPr>
-          <w:t>12.9–14</w:t>
-        </w:r>
-      </w:hyperlink>
+      <w:r>
+        <w:rPr>
+          <w:lang w:val="fr_FR" w:bidi="fr_FR"/>
+        </w:rPr>
+        <w:t>12.9–14</w:t>
+      </w:r>
       <w:r>
         <w:rPr>
           <w:lang w:val="fr_FR" w:bidi="fr_FR"/>
@@ -359,18 +347,12 @@
         </w:rPr>
         <w:t xml:space="preserve"> (un mot hébreu que l’on traduit souvent par « vapeur », ou par « vanité », dans le sens d’éphémère ou d’insaisissable). À travers ses réflexions, il explore comment l’être humain peut faire face aux réalités de l’existence dans un monde placé sous la souveraineté de Dieu. Cette réflexion est résumée par l’éditeur à la fin du livre : « Écoutons la fin du discours : Crains Dieu et observe ses commandements. C’est là ce que doit faire tout homme. Car Dieu amènera toute œuvre en jugement, au sujet de tout ce qui est caché, soit bien, soit mal » (</w:t>
       </w:r>
-      <w:hyperlink r:id="rId15">
-        <w:r>
-          <w:rPr>
-            <w:lang w:val="fr_FR" w:bidi="fr_FR"/>
-          </w:rPr>
-          <w:rPr>
-            <w:color w:val="0000EE"/>
-            <w:u w:val="single"/>
-          </w:rPr>
-          <w:t>12.13–14</w:t>
-        </w:r>
-      </w:hyperlink>
+      <w:r>
+        <w:rPr>
+          <w:lang w:val="fr_FR" w:bidi="fr_FR"/>
+        </w:rPr>
+        <w:t>12.13–14</w:t>
+      </w:r>
       <w:r>
         <w:rPr>
           <w:lang w:val="fr_FR" w:bidi="fr_FR"/>
@@ -402,126 +384,84 @@
         </w:rPr>
         <w:t xml:space="preserve">Le principal orateur est identifié comme un roi, comme « le fils de David » (voir </w:t>
       </w:r>
-      <w:hyperlink r:id="rId13">
-        <w:r>
-          <w:rPr>
-            <w:lang w:val="fr_FR" w:bidi="fr_FR"/>
-          </w:rPr>
-          <w:rPr>
-            <w:color w:val="0000EE"/>
-            <w:u w:val="single"/>
-          </w:rPr>
-          <w:t>1.1</w:t>
-        </w:r>
-      </w:hyperlink>
+      <w:r>
+        <w:rPr>
+          <w:lang w:val="fr_FR" w:bidi="fr_FR"/>
+        </w:rPr>
+        <w:t>1.1</w:t>
+      </w:r>
       <w:r>
         <w:rPr>
           <w:lang w:val="fr_FR" w:bidi="fr_FR"/>
         </w:rPr>
         <w:t xml:space="preserve">, </w:t>
       </w:r>
-      <w:hyperlink r:id="rId16">
-        <w:r>
-          <w:rPr>
-            <w:lang w:val="fr_FR" w:bidi="fr_FR"/>
-          </w:rPr>
-          <w:rPr>
-            <w:color w:val="0000EE"/>
-            <w:u w:val="single"/>
-          </w:rPr>
-          <w:t>1.12</w:t>
-        </w:r>
-      </w:hyperlink>
+      <w:r>
+        <w:rPr>
+          <w:lang w:val="fr_FR" w:bidi="fr_FR"/>
+        </w:rPr>
+        <w:t>1.12</w:t>
+      </w:r>
       <w:r>
         <w:rPr>
           <w:lang w:val="fr_FR" w:bidi="fr_FR"/>
         </w:rPr>
         <w:t xml:space="preserve">, </w:t>
       </w:r>
-      <w:hyperlink r:id="rId17">
-        <w:r>
-          <w:rPr>
-            <w:lang w:val="fr_FR" w:bidi="fr_FR"/>
-          </w:rPr>
-          <w:rPr>
-            <w:color w:val="0000EE"/>
-            <w:u w:val="single"/>
-          </w:rPr>
-          <w:t xml:space="preserve">1.16 </w:t>
-        </w:r>
-      </w:hyperlink>
+      <w:r>
+        <w:rPr>
+          <w:lang w:val="fr_FR" w:bidi="fr_FR"/>
+        </w:rPr>
+        <w:t xml:space="preserve">1.16 </w:t>
+      </w:r>
       <w:r>
         <w:rPr>
           <w:lang w:val="fr_FR" w:bidi="fr_FR"/>
         </w:rPr>
         <w:t xml:space="preserve">; </w:t>
       </w:r>
-      <w:hyperlink r:id="rId18">
-        <w:r>
-          <w:rPr>
-            <w:lang w:val="fr_FR" w:bidi="fr_FR"/>
-          </w:rPr>
-          <w:rPr>
-            <w:color w:val="0000EE"/>
-            <w:u w:val="single"/>
-          </w:rPr>
-          <w:t>2.7</w:t>
-        </w:r>
-      </w:hyperlink>
+      <w:r>
+        <w:rPr>
+          <w:lang w:val="fr_FR" w:bidi="fr_FR"/>
+        </w:rPr>
+        <w:t>2.7</w:t>
+      </w:r>
       <w:r>
         <w:rPr>
           <w:lang w:val="fr_FR" w:bidi="fr_FR"/>
         </w:rPr>
         <w:t xml:space="preserve">, </w:t>
       </w:r>
-      <w:hyperlink r:id="rId19">
-        <w:r>
-          <w:rPr>
-            <w:lang w:val="fr_FR" w:bidi="fr_FR"/>
-          </w:rPr>
-          <w:rPr>
-            <w:color w:val="0000EE"/>
-            <w:u w:val="single"/>
-          </w:rPr>
-          <w:t>2.9</w:t>
-        </w:r>
-      </w:hyperlink>
+      <w:r>
+        <w:rPr>
+          <w:lang w:val="fr_FR" w:bidi="fr_FR"/>
+        </w:rPr>
+        <w:t>2.9</w:t>
+      </w:r>
       <w:r>
         <w:rPr>
           <w:lang w:val="fr_FR" w:bidi="fr_FR"/>
         </w:rPr>
         <w:t>) ; ce qui renvoie très clairement à Salomon. Son discours est introduit et conclu par un éditeur (</w:t>
       </w:r>
-      <w:hyperlink r:id="rId13">
-        <w:r>
-          <w:rPr>
-            <w:lang w:val="fr_FR" w:bidi="fr_FR"/>
-          </w:rPr>
-          <w:rPr>
-            <w:color w:val="0000EE"/>
-            <w:u w:val="single"/>
-          </w:rPr>
-          <w:t xml:space="preserve">1.1 </w:t>
-        </w:r>
-      </w:hyperlink>
+      <w:r>
+        <w:rPr>
+          <w:lang w:val="fr_FR" w:bidi="fr_FR"/>
+        </w:rPr>
+        <w:t xml:space="preserve">1.1 </w:t>
+      </w:r>
       <w:r>
         <w:rPr>
           <w:lang w:val="fr_FR" w:bidi="fr_FR"/>
         </w:rPr>
         <w:t xml:space="preserve">; </w:t>
       </w:r>
-      <w:hyperlink r:id="rId14">
-        <w:r>
-          <w:rPr>
-            <w:lang w:val="fr_FR" w:bidi="fr_FR"/>
-          </w:rPr>
-          <w:rPr>
-            <w:color w:val="0000EE"/>
-            <w:u w:val="single"/>
-          </w:rPr>
-          <w:t>12.9–14</w:t>
-        </w:r>
-      </w:hyperlink>
+      <w:r>
+        <w:rPr>
+          <w:lang w:val="fr_FR" w:bidi="fr_FR"/>
+        </w:rPr>
+        <w:t>12.9–14</w:t>
+      </w:r>
       <w:r>
         <w:rPr>
           <w:lang w:val="fr_FR" w:bidi="fr_FR"/>
@@ -581,54 +521,36 @@
         </w:rPr>
         <w:t xml:space="preserve">, qui désigne une assemblée ou une congrégation. On sait que Salomon s’est adressé au peuple d’Israël lors d’assemblées importantes réunissant les chefs et les représentants des tribus (voir </w:t>
       </w:r>
-      <w:hyperlink r:id="rId20">
-        <w:r>
-          <w:rPr>
-            <w:lang w:val="fr_FR" w:bidi="fr_FR"/>
-          </w:rPr>
-          <w:rPr>
-            <w:color w:val="0000EE"/>
-            <w:u w:val="single"/>
-          </w:rPr>
-          <w:t>2Ch 5.2–7.7</w:t>
-        </w:r>
-      </w:hyperlink>
+      <w:r>
+        <w:rPr>
+          <w:lang w:val="fr_FR" w:bidi="fr_FR"/>
+        </w:rPr>
+        <w:t>2Ch 5.2–7.7</w:t>
+      </w:r>
       <w:r>
         <w:rPr>
           <w:lang w:val="fr_FR" w:bidi="fr_FR"/>
         </w:rPr>
         <w:t>). De plus, de nombreux rois et diplomates venaient écouter sa sagesse (</w:t>
       </w:r>
-      <w:hyperlink r:id="rId21">
-        <w:r>
-          <w:rPr>
-            <w:lang w:val="fr_FR" w:bidi="fr_FR"/>
-          </w:rPr>
-          <w:rPr>
-            <w:color w:val="0000EE"/>
-            <w:u w:val="single"/>
-          </w:rPr>
-          <w:t>1R 4.34</w:t>
-        </w:r>
-      </w:hyperlink>
+      <w:r>
+        <w:rPr>
+          <w:lang w:val="fr_FR" w:bidi="fr_FR"/>
+        </w:rPr>
+        <w:t>1R 4.34</w:t>
+      </w:r>
       <w:r>
         <w:rPr>
           <w:lang w:val="fr_FR" w:bidi="fr_FR"/>
         </w:rPr>
         <w:t xml:space="preserve"> ; </w:t>
       </w:r>
-      <w:hyperlink r:id="rId22">
-        <w:r>
-          <w:rPr>
-            <w:lang w:val="fr_FR" w:bidi="fr_FR"/>
-          </w:rPr>
-          <w:rPr>
-            <w:color w:val="0000EE"/>
-            <w:u w:val="single"/>
-          </w:rPr>
-          <w:t>10.23–24</w:t>
-        </w:r>
-      </w:hyperlink>
+      <w:r>
+        <w:rPr>
+          <w:lang w:val="fr_FR" w:bidi="fr_FR"/>
+        </w:rPr>
+        <w:t>10.23–24</w:t>
+      </w:r>
       <w:r>
         <w:rPr>
           <w:lang w:val="fr_FR" w:bidi="fr_FR"/>
@@ -699,18 +621,12 @@
         </w:rPr>
         <w:t>Le Maître aborde cette réflexion existentielle en l’ancrant dans la réalité du quotidien et de la gouvernance, domaines que doivent gérer aussi bien les autorités que les simples citoyens. Son message reste cohérent, et l’éditeur en résume la portée (</w:t>
       </w:r>
-      <w:hyperlink r:id="rId15">
-        <w:r>
-          <w:rPr>
-            <w:lang w:val="fr_FR" w:bidi="fr_FR"/>
-          </w:rPr>
-          <w:rPr>
-            <w:color w:val="0000EE"/>
-            <w:u w:val="single"/>
-          </w:rPr>
-          <w:t>12.13–14</w:t>
-        </w:r>
-      </w:hyperlink>
+      <w:r>
+        <w:rPr>
+          <w:lang w:val="fr_FR" w:bidi="fr_FR"/>
+        </w:rPr>
+        <w:t>12.13–14</w:t>
+      </w:r>
       <w:r>
         <w:rPr>
           <w:lang w:val="fr_FR" w:bidi="fr_FR"/>
